--- a/RT/РТ (УП11) пара 18 ст Ермилов Д.Е..docx
+++ b/RT/РТ (УП11) пара 18 ст Ермилов Д.Е..docx
@@ -21510,6 +21510,9 @@
                 <w:lang w:eastAsia="ru-RU"/>
               </w:rPr>
             </w:pPr>
+            <w:r>
+              <w:t>4</w:t>
+            </w:r>
           </w:p>
         </w:tc>
         <w:tc>
@@ -21534,6 +21537,9 @@
                 <w:lang w:eastAsia="ru-RU"/>
               </w:rPr>
             </w:pPr>
+            <w:r>
+              <w:t>4</w:t>
+            </w:r>
           </w:p>
         </w:tc>
         <w:tc>
@@ -21565,7 +21571,7 @@
                 <w:szCs w:val="23"/>
                 <w:lang w:eastAsia="ru-RU"/>
               </w:rPr>
-              <w:t>☐</w:t>
+              <w:t>☑</w:t>
             </w:r>
           </w:p>
         </w:tc>
@@ -21659,6 +21665,9 @@
                 <w:lang w:eastAsia="ru-RU"/>
               </w:rPr>
             </w:pPr>
+            <w:r>
+              <w:t>3</w:t>
+            </w:r>
           </w:p>
         </w:tc>
         <w:tc>
@@ -21683,6 +21692,9 @@
                 <w:lang w:eastAsia="ru-RU"/>
               </w:rPr>
             </w:pPr>
+            <w:r>
+              <w:t>3</w:t>
+            </w:r>
           </w:p>
         </w:tc>
         <w:tc>
@@ -21714,7 +21726,7 @@
                 <w:szCs w:val="23"/>
                 <w:lang w:eastAsia="ru-RU"/>
               </w:rPr>
-              <w:t>☐</w:t>
+              <w:t>☑</w:t>
             </w:r>
           </w:p>
         </w:tc>
@@ -21808,6 +21820,9 @@
                 <w:lang w:eastAsia="ru-RU"/>
               </w:rPr>
             </w:pPr>
+            <w:r>
+              <w:t>31</w:t>
+            </w:r>
           </w:p>
         </w:tc>
         <w:tc>
@@ -21832,6 +21847,9 @@
                 <w:lang w:eastAsia="ru-RU"/>
               </w:rPr>
             </w:pPr>
+            <w:r>
+              <w:t>31</w:t>
+            </w:r>
           </w:p>
         </w:tc>
         <w:tc>
@@ -21863,7 +21881,7 @@
                 <w:szCs w:val="23"/>
                 <w:lang w:eastAsia="ru-RU"/>
               </w:rPr>
-              <w:t>☐</w:t>
+              <w:t>☑</w:t>
             </w:r>
           </w:p>
         </w:tc>
@@ -21957,6 +21975,9 @@
                 <w:lang w:eastAsia="ru-RU"/>
               </w:rPr>
             </w:pPr>
+            <w:r>
+              <w:t>93</w:t>
+            </w:r>
           </w:p>
         </w:tc>
         <w:tc>
@@ -21981,6 +22002,9 @@
                 <w:lang w:eastAsia="ru-RU"/>
               </w:rPr>
             </w:pPr>
+            <w:r>
+              <w:t>93</w:t>
+            </w:r>
           </w:p>
         </w:tc>
         <w:tc>
@@ -22012,7 +22036,7 @@
                 <w:szCs w:val="23"/>
                 <w:lang w:eastAsia="ru-RU"/>
               </w:rPr>
-              <w:t>☐</w:t>
+              <w:t>☑</w:t>
             </w:r>
           </w:p>
         </w:tc>
@@ -22106,6 +22130,9 @@
                 <w:lang w:eastAsia="ru-RU"/>
               </w:rPr>
             </w:pPr>
+            <w:r>
+              <w:t>20</w:t>
+            </w:r>
           </w:p>
         </w:tc>
         <w:tc>
@@ -22130,6 +22157,9 @@
                 <w:lang w:eastAsia="ru-RU"/>
               </w:rPr>
             </w:pPr>
+            <w:r>
+              <w:t>20</w:t>
+            </w:r>
           </w:p>
         </w:tc>
         <w:tc>
@@ -22161,7 +22191,7 @@
                 <w:szCs w:val="23"/>
                 <w:lang w:eastAsia="ru-RU"/>
               </w:rPr>
-              <w:t>☐</w:t>
+              <w:t>☑</w:t>
             </w:r>
           </w:p>
         </w:tc>
@@ -22255,6 +22285,9 @@
                 <w:lang w:eastAsia="ru-RU"/>
               </w:rPr>
             </w:pPr>
+            <w:r>
+              <w:t>15</w:t>
+            </w:r>
           </w:p>
         </w:tc>
         <w:tc>
@@ -22279,6 +22312,9 @@
                 <w:lang w:eastAsia="ru-RU"/>
               </w:rPr>
             </w:pPr>
+            <w:r>
+              <w:t>15</w:t>
+            </w:r>
           </w:p>
         </w:tc>
         <w:tc>
@@ -22310,7 +22346,7 @@
                 <w:szCs w:val="23"/>
                 <w:lang w:eastAsia="ru-RU"/>
               </w:rPr>
-              <w:t>☐</w:t>
+              <w:t>☑</w:t>
             </w:r>
           </w:p>
         </w:tc>
@@ -22404,6 +22440,9 @@
                 <w:lang w:eastAsia="ru-RU"/>
               </w:rPr>
             </w:pPr>
+            <w:r>
+              <w:t>30</w:t>
+            </w:r>
           </w:p>
         </w:tc>
         <w:tc>
@@ -22428,6 +22467,9 @@
                 <w:lang w:eastAsia="ru-RU"/>
               </w:rPr>
             </w:pPr>
+            <w:r>
+              <w:t>30</w:t>
+            </w:r>
           </w:p>
         </w:tc>
         <w:tc>
@@ -22459,7 +22501,7 @@
                 <w:szCs w:val="23"/>
                 <w:lang w:eastAsia="ru-RU"/>
               </w:rPr>
-              <w:t>☐</w:t>
+              <w:t>☑</w:t>
             </w:r>
           </w:p>
         </w:tc>
